--- a/pr-preview/pr-3/chapters/chapter1.docx
+++ b/pr-preview/pr-3/chapters/chapter1.docx
@@ -589,7 +589,7 @@
         <w:t xml:space="preserve"> </w:t>
       </w:r>
       <w:r>
-        <w:t xml:space="preserve">eb46d6f</w:t>
+        <w:t xml:space="preserve">93e77bf</w:t>
       </w:r>
     </w:p>
     <w:p>
@@ -611,7 +611,7 @@
         <w:t xml:space="preserve"> </w:t>
       </w:r>
       <w:r>
-        <w:t xml:space="preserve">eb46d6f54dd87c3dee6b8c98024c24f1e0cd0b47</w:t>
+        <w:t xml:space="preserve">93e77bf1e28e13f78c43db2af09cca9b960df9ad</w:t>
       </w:r>
     </w:p>
     <w:p>
@@ -633,7 +633,7 @@
         <w:t xml:space="preserve"> </w:t>
       </w:r>
       <w:r>
-        <w:t xml:space="preserve">2026-04-07 00:30:29 +0000</w:t>
+        <w:t xml:space="preserve">2026-04-06 17:52:47 -0700</w:t>
       </w:r>
     </w:p>
     <w:p>

--- a/pr-preview/pr-3/chapters/chapter1.docx
+++ b/pr-preview/pr-3/chapters/chapter1.docx
@@ -10,32 +10,6 @@
         <w:t xml:space="preserve">Chapter 1: Introduction</w:t>
       </w:r>
     </w:p>
-    <w:sdt>
-      <w:sdtPr>
-        <w:docPartObj>
-          <w:docPartGallery w:val="Table of Contents"/>
-          <w:docPartUnique/>
-        </w:docPartObj>
-      </w:sdtPr>
-      <w:sdtContent>
-        <w:p>
-          <w:pPr>
-            <w:pStyle w:val="TOCHeading"/>
-          </w:pPr>
-          <w:r>
-            <w:t xml:space="preserve">Table of contents</w:t>
-          </w:r>
-        </w:p>
-        <w:p>
-          <w:r>
-            <w:fldChar w:fldCharType="begin" w:dirty="true"/>
-            <w:instrText xml:space="preserve">TOC \o "1-3" \h \z \u</w:instrText>
-            <w:fldChar w:fldCharType="separate"/>
-            <w:fldChar w:fldCharType="end"/>
-          </w:r>
-        </w:p>
-      </w:sdtContent>
-    </w:sdt>
     <w:bookmarkStart w:id="16" w:name="chapter-1-introduction"/>
     <w:p>
       <w:pPr>
@@ -531,126 +505,6 @@
     <w:bookmarkEnd w:id="14"/>
     <w:bookmarkEnd w:id="15"/>
     <w:bookmarkEnd w:id="16"/>
-    <w:bookmarkStart w:id="17" w:name="document-generation-metadata"/>
-    <w:p>
-      <w:pPr>
-        <w:pStyle w:val="Heading1"/>
-      </w:pPr>
-      <w:r>
-        <w:t xml:space="preserve">Document Generation Metadata</w:t>
-      </w:r>
-    </w:p>
-    <w:p>
-      <w:pPr>
-        <w:pStyle w:val="FirstParagraph"/>
-      </w:pPr>
-      <w:r>
-        <w:t xml:space="preserve">This document was generated from the following git commit:</w:t>
-      </w:r>
-    </w:p>
-    <w:p>
-      <w:pPr>
-        <w:pStyle w:val="Compact"/>
-        <w:numPr>
-          <w:ilvl w:val="0"/>
-          <w:numId w:val="1002"/>
-        </w:numPr>
-      </w:pPr>
-      <w:r>
-        <w:rPr>
-          <w:b/>
-          <w:bCs/>
-        </w:rPr>
-        <w:t xml:space="preserve">Branch:</w:t>
-      </w:r>
-      <w:r>
-        <w:t xml:space="preserve"> </w:t>
-      </w:r>
-      <w:r>
-        <w:t xml:space="preserve">HEAD</w:t>
-      </w:r>
-    </w:p>
-    <w:p>
-      <w:pPr>
-        <w:pStyle w:val="Compact"/>
-        <w:numPr>
-          <w:ilvl w:val="0"/>
-          <w:numId w:val="1002"/>
-        </w:numPr>
-      </w:pPr>
-      <w:r>
-        <w:rPr>
-          <w:b/>
-          <w:bCs/>
-        </w:rPr>
-        <w:t xml:space="preserve">Commit:</w:t>
-      </w:r>
-      <w:r>
-        <w:t xml:space="preserve"> </w:t>
-      </w:r>
-      <w:r>
-        <w:t xml:space="preserve">f04e100</w:t>
-      </w:r>
-    </w:p>
-    <w:p>
-      <w:pPr>
-        <w:pStyle w:val="Compact"/>
-        <w:numPr>
-          <w:ilvl w:val="0"/>
-          <w:numId w:val="1002"/>
-        </w:numPr>
-      </w:pPr>
-      <w:r>
-        <w:rPr>
-          <w:b/>
-          <w:bCs/>
-        </w:rPr>
-        <w:t xml:space="preserve">Full commit hash:</w:t>
-      </w:r>
-      <w:r>
-        <w:t xml:space="preserve"> </w:t>
-      </w:r>
-      <w:r>
-        <w:t xml:space="preserve">f04e100b7365313db1970588875d009bf1db9c82</w:t>
-      </w:r>
-    </w:p>
-    <w:p>
-      <w:pPr>
-        <w:pStyle w:val="Compact"/>
-        <w:numPr>
-          <w:ilvl w:val="0"/>
-          <w:numId w:val="1002"/>
-        </w:numPr>
-      </w:pPr>
-      <w:r>
-        <w:rPr>
-          <w:b/>
-          <w:bCs/>
-        </w:rPr>
-        <w:t xml:space="preserve">Commit date:</w:t>
-      </w:r>
-      <w:r>
-        <w:t xml:space="preserve"> </w:t>
-      </w:r>
-      <w:r>
-        <w:t xml:space="preserve">2026-04-06 17:54:47 -0700</w:t>
-      </w:r>
-    </w:p>
-    <w:p>
-      <w:pPr>
-        <w:pStyle w:val="FirstParagraph"/>
-      </w:pPr>
-      <w:r>
-        <w:t xml:space="preserve">When transferring edits from this DOCX file back to the Quarto source files,</w:t>
-      </w:r>
-      <w:r>
-        <w:t xml:space="preserve"> </w:t>
-      </w:r>
-      <w:r>
-        <w:t xml:space="preserve">use this commit information to set up the PR correctly and account for any commits that have been added since this document was generated.</w:t>
-      </w:r>
-    </w:p>
-    <w:bookmarkEnd w:id="17"/>
     <w:sectPr>
       <w:footnotePr>
         <w:numRestart w:val="eachSect"/>
@@ -868,9 +722,6 @@
     <w:abstractNumId w:val="990"/>
   </w:num>
   <w:num w:numId="1001">
-    <w:abstractNumId w:val="991"/>
-  </w:num>
-  <w:num w:numId="1002">
     <w:abstractNumId w:val="991"/>
   </w:num>
 </w:numbering>
